--- a/CSC506_M01_CT.docx
+++ b/CSC506_M01_CT.docx
@@ -272,12 +272,12 @@
           <wp:inline distB="114300" distT="114300" distL="114300" distR="114300">
             <wp:extent cx="5943600" cy="4076700"/>
             <wp:effectExtent b="0" l="0" r="0" t="0"/>
-            <wp:docPr id="4" name="image3.png"/>
+            <wp:docPr id="4" name="image2.png"/>
             <a:graphic>
               <a:graphicData uri="http://schemas.openxmlformats.org/drawingml/2006/picture">
                 <pic:pic>
                   <pic:nvPicPr>
-                    <pic:cNvPr id="0" name="image3.png"/>
+                    <pic:cNvPr id="0" name="image2.png"/>
                     <pic:cNvPicPr preferRelativeResize="0"/>
                   </pic:nvPicPr>
                   <pic:blipFill>
@@ -367,12 +367,12 @@
           <wp:inline distB="114300" distT="114300" distL="114300" distR="114300">
             <wp:extent cx="5943600" cy="3873500"/>
             <wp:effectExtent b="0" l="0" r="0" t="0"/>
-            <wp:docPr id="1" name="image1.png"/>
+            <wp:docPr id="1" name="image5.png"/>
             <a:graphic>
               <a:graphicData uri="http://schemas.openxmlformats.org/drawingml/2006/picture">
                 <pic:pic>
                   <pic:nvPicPr>
-                    <pic:cNvPr id="0" name="image1.png"/>
+                    <pic:cNvPr id="0" name="image5.png"/>
                     <pic:cNvPicPr preferRelativeResize="0"/>
                   </pic:nvPicPr>
                   <pic:blipFill>
@@ -462,12 +462,12 @@
           <wp:inline distB="114300" distT="114300" distL="114300" distR="114300">
             <wp:extent cx="5943600" cy="4457700"/>
             <wp:effectExtent b="0" l="0" r="0" t="0"/>
-            <wp:docPr id="2" name="image5.png"/>
+            <wp:docPr id="2" name="image1.png"/>
             <a:graphic>
               <a:graphicData uri="http://schemas.openxmlformats.org/drawingml/2006/picture">
                 <pic:pic>
                   <pic:nvPicPr>
-                    <pic:cNvPr id="0" name="image5.png"/>
+                    <pic:cNvPr id="0" name="image1.png"/>
                     <pic:cNvPicPr preferRelativeResize="0"/>
                   </pic:nvPicPr>
                   <pic:blipFill>
@@ -645,12 +645,12 @@
           <wp:inline distB="114300" distT="114300" distL="114300" distR="114300">
             <wp:extent cx="5943600" cy="3810000"/>
             <wp:effectExtent b="0" l="0" r="0" t="0"/>
-            <wp:docPr id="5" name="image2.png"/>
+            <wp:docPr id="5" name="image3.png"/>
             <a:graphic>
               <a:graphicData uri="http://schemas.openxmlformats.org/drawingml/2006/picture">
                 <pic:pic>
                   <pic:nvPicPr>
-                    <pic:cNvPr id="0" name="image2.png"/>
+                    <pic:cNvPr id="0" name="image3.png"/>
                     <pic:cNvPicPr preferRelativeResize="0"/>
                   </pic:nvPicPr>
                   <pic:blipFill>
@@ -1090,7 +1090,7 @@
             <w:u w:val="single"/>
             <w:rtl w:val="0"/>
           </w:rPr>
-          <w:t xml:space="preserve">https://github.com/zxiong1008/CSU506-Lab/blob/main/Demo%20video%20-%20Recording%202026-08-23%20142651.mp4</w:t>
+          <w:t xml:space="preserve">https://github.com/zxiong1008/CSU506-Lab/blob/main/CSC506_M01_CT%20-%20Demo%20video%20-%20Recording%202026-08-23%20142651.mp4</w:t>
         </w:r>
       </w:hyperlink>
       <w:r>
